--- a/Relatorio_Técnico.docx
+++ b/Relatorio_Técnico.docx
@@ -286,10 +286,10 @@
       </w:pPr>
       <w:r>
         <w:rPr>
+          <w:rFonts w:ascii="Arial" w:hAnsi="Arial"/>
           <w:b/>
           <w:sz w:val="40"/>
         </w:rPr>
-        <w:lastRenderedPageBreak/>
         <w:t>Valida UFSC: Auditor de Equivalências de Currículos</w:t>
       </w:r>
     </w:p>
@@ -306,7 +306,9 @@
       </w:pPr>
       <w:r>
         <w:rPr>
-          <w:i/>
+          <w:rFonts w:ascii="Arial" w:hAnsi="Arial"/>
+          <w:i/>
+          <w:sz w:val="24"/>
         </w:rPr>
         <w:t>Aproveitamento de disciplinas com pipeline de dados + IA local</w:t>
       </w:r>
@@ -321,34 +323,26 @@
     </w:p>
     <w:p>
       <w:pPr>
-        <w:spacing w:after="120"/>
-        <w:ind w:firstLine="706"/>
+        <w:spacing w:line="360" w:lineRule="auto" w:after="120"/>
+        <w:ind w:firstLine="706"/>
+        <w:jc w:val="both"/>
       </w:pPr>
       <w:r>
         <w:t xml:space="preserve">Estudantes da UFSC que desejam mudar de curso ou aproveitar disciplinas precisam comparar manualmente dois currículos em PDF, disciplina por disciplina, para descobrir o que pode ser validado pelo colegiado de destino — um processo lento e propenso a erro. Este trabalho apresenta o </w:t>
       </w:r>
       <w:r>
-        <w:rPr>
-          <w:b/>
-        </w:rPr>
         <w:t>Valida UFSC</w:t>
       </w:r>
       <w:r>
         <w:t xml:space="preserve">, uma aplicação web que automatiza essa triagem. O sistema integra um </w:t>
       </w:r>
       <w:r>
-        <w:rPr>
-          <w:b/>
-        </w:rPr>
         <w:t>pipeline de engenharia de dados</w:t>
       </w:r>
       <w:r>
-        <w:t xml:space="preserve"> (raspagem do sistema acadêmico CAGR com Playwright, extração de PDFs com pdfplumber e carga em PostgreSQL com a extensão pgvector), um </w:t>
-      </w:r>
-      <w:r>
-        <w:rPr>
-          <w:b/>
-        </w:rPr>
+        <w:t xml:space="preserve"> (raspagem do sistema acadêmico CAGR com Playwright, extração de PDFs com pdfplumber e carga em PostgreSQL com a extensão pgvector (para comparar similaridade de vetores)), um </w:t>
+      </w:r>
+      <w:r>
         <w:t>motor de equivalência híbrido em camadas</w:t>
       </w:r>
       <w:r>
@@ -364,9 +358,6 @@
         <w:t xml:space="preserve"> e somatório N:1 de carga horária) e uma </w:t>
       </w:r>
       <w:r>
-        <w:rPr>
-          <w:b/>
-        </w:rPr>
         <w:t>interface web</w:t>
       </w:r>
       <w:r>
@@ -391,9 +382,6 @@
         <w:t xml:space="preserve"> (semântico) —, reforçando que a decisão oficial é do colegiado. O limiar semântico foi </w:t>
       </w:r>
       <w:r>
-        <w:rPr>
-          <w:b/>
-        </w:rPr>
         <w:t>calibrado empiricamente</w:t>
       </w:r>
       <w:r>
@@ -419,7 +407,6 @@
         <w:pStyle w:val="Ttulo1"/>
       </w:pPr>
       <w:r>
-        <w:lastRenderedPageBreak/>
         <w:t>Sumário</w:t>
       </w:r>
     </w:p>
@@ -428,18 +415,11 @@
         <w:spacing w:before="240" w:after="240"/>
         <w:jc w:val="center"/>
       </w:pPr>
-      <w:r>
-        <w:fldChar w:fldCharType="begin"/>
-      </w:r>
-      <w:r>
-        <w:instrText>TOC \o "1-3" \h \z \u</w:instrText>
-      </w:r>
-      <w:r>
-        <w:fldChar w:fldCharType="separate"/>
-      </w:r>
-      <w:r>
-        <w:fldChar w:fldCharType="end"/>
-      </w:r>
+      <w:fldSimple w:instr="TOC \o &quot;1-3&quot; \h \z \u">
+        <w:r>
+          <w:t>Sumário Acadêmico (Clique com o botão direito e selecione 'Atualizar Campo')</w:t>
+        </w:r>
+      </w:fldSimple>
     </w:p>
     <w:p>
       <w:pPr>
@@ -451,14 +431,7 @@
           <w:color w:val="787878"/>
           <w:sz w:val="20"/>
         </w:rPr>
-        <w:t>(Para visualizar o sumário dinâmico do Word, clique com o botão direito aqui e selecione 'Atualizar Campo')</w:t>
-      </w:r>
-      <w:r>
-        <w:rPr>
-          <w:i/>
-          <w:color w:val="787878"/>
-          <w:sz w:val="20"/>
-        </w:rPr>
+        <w:t>(Para carregar as páginas do sumário no Word, clique com o botão direito sobre o texto acima e escolha 'Atualizar Campo' / 'Update Field')</w:t>
         <w:br/>
       </w:r>
     </w:p>
@@ -472,31 +445,25 @@
         <w:pStyle w:val="Ttulo1"/>
       </w:pPr>
       <w:r>
-        <w:lastRenderedPageBreak/>
         <w:t>1. Introdução</w:t>
       </w:r>
     </w:p>
     <w:p>
       <w:pPr>
-        <w:spacing w:after="120"/>
-        <w:ind w:firstLine="706"/>
+        <w:spacing w:line="360" w:lineRule="auto" w:after="120" w:before="0"/>
+        <w:ind w:firstLine="706"/>
+        <w:jc w:val="both"/>
       </w:pPr>
       <w:r>
         <w:t xml:space="preserve">A mobilidade entre cursos de graduação na UFSC — mudança de curso, retorno de graduado, ou aproveitamento de disciplinas entre currículos — exige um processo de </w:t>
       </w:r>
       <w:r>
-        <w:rPr>
-          <w:b/>
-        </w:rPr>
         <w:t>aproveitamento de estudos</w:t>
       </w:r>
       <w:r>
         <w:t xml:space="preserve">, no qual o colegiado do curso de destino avalia se as disciplinas já cursadas pelo estudante equivalem às do novo currículo. Hoje, o(a) estudante faz esse levantamento </w:t>
       </w:r>
       <w:r>
-        <w:rPr>
-          <w:b/>
-        </w:rPr>
         <w:t>manualmente</w:t>
       </w:r>
       <w:r>
@@ -505,61 +472,44 @@
     </w:p>
     <w:p>
       <w:pPr>
-        <w:spacing w:after="120"/>
-        <w:ind w:firstLine="706"/>
+        <w:spacing w:line="360" w:lineRule="auto" w:after="120" w:before="0"/>
+        <w:ind w:firstLine="706"/>
+        <w:jc w:val="both"/>
       </w:pPr>
       <w:r>
         <w:t xml:space="preserve">Este projeto, desenvolvido na disciplina de </w:t>
       </w:r>
       <w:r>
-        <w:rPr>
-          <w:b/>
-        </w:rPr>
         <w:t>Ciência e Engenharia de Dados</w:t>
       </w:r>
       <w:r>
         <w:t xml:space="preserve">, entrega o </w:t>
       </w:r>
       <w:r>
-        <w:rPr>
-          <w:b/>
-        </w:rPr>
         <w:t>Valida UFSC</w:t>
       </w:r>
       <w:r>
         <w:t xml:space="preserve">: uma aplicação web na qual o usuário seleciona um </w:t>
       </w:r>
       <w:r>
-        <w:rPr>
-          <w:b/>
-        </w:rPr>
         <w:t>curso de origem</w:t>
       </w:r>
       <w:r>
         <w:t xml:space="preserve"> e um </w:t>
       </w:r>
       <w:r>
-        <w:rPr>
-          <w:b/>
-        </w:rPr>
         <w:t>curso de destino</w:t>
       </w:r>
       <w:r>
         <w:t xml:space="preserve"> (cujos currículos já foram coletados e armazenados) e recebe, instantaneamente, uma </w:t>
       </w:r>
       <w:r>
-        <w:rPr>
-          <w:b/>
-        </w:rPr>
         <w:t>auditoria de equivalência</w:t>
       </w:r>
       <w:r>
         <w:t xml:space="preserve"> — quais disciplinas de origem têm chance de validar quais disciplinas de destino, com o método, a similaridade e a faixa de confiança. Opcionalmente, o(a) estudante pode enviar seu </w:t>
       </w:r>
       <w:r>
-        <w:rPr>
-          <w:b/>
-        </w:rPr>
         <w:t>histórico escolar</w:t>
       </w:r>
       <w:r>
@@ -568,43 +518,32 @@
     </w:p>
     <w:p>
       <w:pPr>
-        <w:spacing w:after="120"/>
-        <w:ind w:firstLine="706"/>
+        <w:spacing w:line="360" w:lineRule="auto" w:after="120" w:before="0"/>
+        <w:ind w:firstLine="706"/>
+        <w:jc w:val="both"/>
       </w:pPr>
       <w:r>
         <w:t xml:space="preserve">O projeto foi estruturado em </w:t>
       </w:r>
       <w:r>
-        <w:rPr>
-          <w:b/>
-        </w:rPr>
         <w:t>três pilares</w:t>
       </w:r>
       <w:r>
         <w:t xml:space="preserve">, todos tratados com igual cuidado: (i) um </w:t>
       </w:r>
       <w:r>
-        <w:rPr>
-          <w:b/>
-        </w:rPr>
         <w:t>pipeline de engenharia de dados</w:t>
       </w:r>
       <w:r>
         <w:t xml:space="preserve"> (coleta, extração, carga e vetorização); (ii) um </w:t>
       </w:r>
       <w:r>
-        <w:rPr>
-          <w:b/>
-        </w:rPr>
         <w:t>modelo de matching</w:t>
       </w:r>
       <w:r>
         <w:t xml:space="preserve"> que combina regras determinísticas e processamento de linguagem natural; e (iii) um </w:t>
       </w:r>
       <w:r>
-        <w:rPr>
-          <w:b/>
-        </w:rPr>
         <w:t>produto</w:t>
       </w:r>
       <w:r>
@@ -621,16 +560,14 @@
     </w:p>
     <w:p>
       <w:pPr>
-        <w:spacing w:after="120"/>
-        <w:ind w:firstLine="706"/>
+        <w:spacing w:line="360" w:lineRule="auto" w:after="120" w:before="0"/>
+        <w:ind w:firstLine="706"/>
+        <w:jc w:val="both"/>
       </w:pPr>
       <w:r>
         <w:t xml:space="preserve">A observação que define toda a arquitetura é simples: </w:t>
       </w:r>
       <w:r>
-        <w:rPr>
-          <w:b/>
-        </w:rPr>
         <w:t>o código de uma disciplina é um identificador único em toda a UFSC</w:t>
       </w:r>
       <w:r>
@@ -667,36 +604,24 @@
         <w:t xml:space="preserve"> designam a mesma disciplina independentemente do currículo em que aparecem. Logo, </w:t>
       </w:r>
       <w:r>
-        <w:rPr>
-          <w:b/>
-        </w:rPr>
         <w:t>mesmo código ⇒ mesma disciplina</w:t>
       </w:r>
       <w:r>
         <w:t xml:space="preserve">, e uma parcela grande da equivalência é </w:t>
       </w:r>
       <w:r>
-        <w:rPr>
-          <w:b/>
-        </w:rPr>
         <w:t>determinística e auditável</w:t>
       </w:r>
       <w:r>
         <w:t xml:space="preserve">. A inteligência artificial só precisa atuar no caso difícil: disciplinas com </w:t>
       </w:r>
       <w:r>
-        <w:rPr>
-          <w:b/>
-        </w:rPr>
         <w:t>códigos diferentes</w:t>
       </w:r>
       <w:r>
         <w:t xml:space="preserve">, mas conteúdo potencialmente equivalente — onde é necessário comparar as </w:t>
       </w:r>
       <w:r>
-        <w:rPr>
-          <w:b/>
-        </w:rPr>
         <w:t>ementas</w:t>
       </w:r>
       <w:r>
@@ -713,119 +638,84 @@
     </w:p>
     <w:p>
       <w:pPr>
-        <w:spacing w:after="120"/>
-        <w:ind w:firstLine="706"/>
+        <w:spacing w:line="360" w:lineRule="auto" w:after="120" w:before="0"/>
+        <w:ind w:firstLine="706"/>
+        <w:jc w:val="both"/>
       </w:pPr>
       <w:r>
         <w:t xml:space="preserve">A validação segue a </w:t>
       </w:r>
       <w:r>
-        <w:rPr>
-          <w:b/>
-        </w:rPr>
         <w:t>Resolução nº 17/CUn/97</w:t>
       </w:r>
       <w:r>
         <w:t xml:space="preserve"> (Capítulo VI — Do Aproveitamento de Estudos) e a </w:t>
       </w:r>
       <w:r>
-        <w:rPr>
-          <w:b/>
-        </w:rPr>
         <w:t>Resolução nº 115/2022/CGRAD</w:t>
       </w:r>
       <w:r>
-        <w:t xml:space="preserve">. Consolidando a </w:t>
-      </w:r>
-      <w:r>
-        <w:lastRenderedPageBreak/>
-        <w:t>prática dos colegiados, uma disciplina de destino D é validada por uma ou mais disciplinas de origem O quando:</w:t>
-      </w:r>
-    </w:p>
-    <w:p>
-      <w:pPr>
-        <w:spacing w:after="120"/>
+        <w:t>. Consolidando a prática dos colegiados, uma disciplina de destino D é validada por uma ou mais disciplinas de origem O quando:</w:t>
+      </w:r>
+    </w:p>
+    <w:p>
+      <w:pPr>
+        <w:spacing w:line="360" w:lineRule="auto" w:after="120" w:before="0"/>
         <w:ind w:left="360"/>
+        <w:jc w:val="both"/>
       </w:pPr>
       <w:r>
         <w:t xml:space="preserve">• </w:t>
       </w:r>
       <w:r>
-        <w:rPr>
-          <w:b/>
-        </w:rPr>
         <w:t>R1 — Conteúdo:</w:t>
       </w:r>
       <w:r>
         <w:t xml:space="preserve"> a(s) ementa(s) de O cobre(m) </w:t>
       </w:r>
       <w:r>
-        <w:rPr>
-          <w:b/>
-        </w:rPr>
         <w:t>≥ 75% do conteúdo</w:t>
       </w:r>
       <w:r>
         <w:t xml:space="preserve"> de D (critério subjetivo, avaliado por leitura); - </w:t>
       </w:r>
       <w:r>
-        <w:rPr>
-          <w:b/>
-        </w:rPr>
         <w:t>R2 — Carga horária:</w:t>
       </w:r>
       <w:r>
         <w:t xml:space="preserve"> a soma da carga horária de O é </w:t>
       </w:r>
       <w:r>
-        <w:rPr>
-          <w:b/>
-        </w:rPr>
         <w:t>≥ 75% da carga horária</w:t>
       </w:r>
       <w:r>
         <w:t xml:space="preserve"> de D (critério objetivo e mecânico); - </w:t>
       </w:r>
       <w:r>
-        <w:rPr>
-          <w:b/>
-        </w:rPr>
         <w:t>R3 — Somatório N:1:</w:t>
       </w:r>
       <w:r>
         <w:t xml:space="preserve"> é permitido </w:t>
       </w:r>
       <w:r>
-        <w:rPr>
-          <w:b/>
-        </w:rPr>
         <w:t>somar duas ou mais disciplinas</w:t>
       </w:r>
       <w:r>
         <w:t xml:space="preserve"> de origem para cobrir R1 e R2; - </w:t>
       </w:r>
       <w:r>
-        <w:rPr>
-          <w:b/>
-        </w:rPr>
         <w:t>R4 — Autoridade:</w:t>
       </w:r>
       <w:r>
         <w:t xml:space="preserve"> a decisão oficial é do </w:t>
       </w:r>
       <w:r>
-        <w:rPr>
-          <w:b/>
-        </w:rPr>
         <w:t>colegiado do curso de destino</w:t>
       </w:r>
       <w:r>
         <w:t xml:space="preserve">; a ferramenta é um </w:t>
       </w:r>
       <w:r>
-        <w:rPr>
-          <w:b/>
-        </w:rPr>
         <w:t>auxiliar de triagem</w:t>
       </w:r>
       <w:r>
@@ -834,16 +724,14 @@
     </w:p>
     <w:p>
       <w:pPr>
-        <w:spacing w:after="120"/>
-        <w:ind w:firstLine="706"/>
+        <w:spacing w:line="360" w:lineRule="auto" w:after="120" w:before="0"/>
+        <w:ind w:firstLine="706"/>
+        <w:jc w:val="both"/>
       </w:pPr>
       <w:r>
         <w:t xml:space="preserve">Os limiares de 75% são </w:t>
       </w:r>
       <w:r>
-        <w:rPr>
-          <w:b/>
-        </w:rPr>
         <w:t>parâmetros configuráveis</w:t>
       </w:r>
       <w:r>
@@ -860,18 +748,12 @@
         <w:t xml:space="preserve">), pois variam por colegiado. A distinção entre R1 (subjetivo) e R2 (objetivo) é central no projeto: a carga horária é tratada como </w:t>
       </w:r>
       <w:r>
-        <w:rPr>
-          <w:b/>
-        </w:rPr>
         <w:t>filtro rígido</w:t>
       </w:r>
       <w:r>
         <w:t xml:space="preserve">, enquanto a compatibilidade de conteúdo é </w:t>
       </w:r>
       <w:r>
-        <w:rPr>
-          <w:b/>
-        </w:rPr>
         <w:t>aproximada</w:t>
       </w:r>
       <w:r>
@@ -888,8 +770,9 @@
     </w:p>
     <w:p>
       <w:pPr>
-        <w:spacing w:after="120"/>
-        <w:ind w:firstLine="706"/>
+        <w:spacing w:line="360" w:lineRule="auto" w:after="120" w:before="0"/>
+        <w:ind w:firstLine="706"/>
+        <w:jc w:val="both"/>
       </w:pPr>
       <w:r>
         <w:t>A Figura 1 resume o fluxo do sistema. O pipeline de dados (offline) alimenta o banco; a aplicação (online) consulta o banco e o motor de equivalência para responder às comparações.</w:t>
@@ -897,18 +780,17 @@
     </w:p>
     <w:p>
       <w:pPr>
-        <w:spacing w:after="120"/>
-        <w:ind w:firstLine="706"/>
+        <w:spacing w:line="360" w:lineRule="auto" w:after="120" w:before="0"/>
+        <w:ind w:firstLine="706"/>
+        <w:jc w:val="both"/>
       </w:pPr>
       <w:r>
         <w:t xml:space="preserve">&gt; </w:t>
       </w:r>
       <w:r>
-        <w:rPr>
-          <w:b/>
-        </w:rPr>
         <w:t>[FIGURA 1 — Diagrama de arquitetura/fluxo do sistema]</w:t>
       </w:r>
+      <w:r/>
     </w:p>
     <w:p>
       <w:pPr>
@@ -916,20 +798,16 @@
         <w:jc w:val="center"/>
       </w:pPr>
       <w:r>
-        <w:rPr>
-          <w:noProof/>
-        </w:rPr>
         <w:drawing>
-          <wp:inline distT="0" distB="0" distL="0" distR="0" wp14:anchorId="4BE7E9BA" wp14:editId="1AFE696D">
+          <wp:inline xmlns:a="http://schemas.openxmlformats.org/drawingml/2006/main" xmlns:pic="http://schemas.openxmlformats.org/drawingml/2006/picture">
             <wp:extent cx="4572000" cy="2446818"/>
-            <wp:effectExtent l="0" t="0" r="0" b="0"/>
             <wp:docPr id="2" name="Picture 2"/>
             <wp:cNvGraphicFramePr>
-              <a:graphicFrameLocks xmlns:a="http://schemas.openxmlformats.org/drawingml/2006/main" noChangeAspect="1"/>
+              <a:graphicFrameLocks noChangeAspect="1"/>
             </wp:cNvGraphicFramePr>
-            <a:graphic xmlns:a="http://schemas.openxmlformats.org/drawingml/2006/main">
+            <a:graphic>
               <a:graphicData uri="http://schemas.openxmlformats.org/drawingml/2006/picture">
-                <pic:pic xmlns:pic="http://schemas.openxmlformats.org/drawingml/2006/picture">
+                <pic:pic>
                   <pic:nvPicPr>
                     <pic:cNvPr id="0" name="image.png"/>
                     <pic:cNvPicPr/>
@@ -945,9 +823,7 @@
                       <a:off x="0" y="0"/>
                       <a:ext cx="4572000" cy="2446818"/>
                     </a:xfrm>
-                    <a:prstGeom prst="rect">
-                      <a:avLst/>
-                    </a:prstGeom>
+                    <a:prstGeom prst="rect"/>
                   </pic:spPr>
                 </pic:pic>
               </a:graphicData>
@@ -971,16 +847,33 @@
     </w:p>
     <w:p>
       <w:pPr>
-        <w:spacing w:after="120"/>
-        <w:ind w:firstLine="706"/>
+        <w:spacing w:before="120" w:after="120"/>
+        <w:ind w:left="720"/>
+      </w:pPr>
+      <w:r>
+        <w:rPr>
+          <w:rFonts w:ascii="Courier New" w:hAnsi="Courier New"/>
+          <w:sz w:val="19"/>
+        </w:rPr>
+        <w:t>CAGR (JSF) --Playwright--&gt; Scraper --pdfplumber--&gt; Parser --&gt; Loader --&gt; PostgreSQL + pgvector</w:t>
+        <w:br/>
+        <w:t xml:space="preserve">                                                                |               ^</w:t>
+        <w:br/>
+        <w:t xml:space="preserve">                                                          Embeddings (Ollama) --+</w:t>
+        <w:br/>
+        <w:t xml:space="preserve"> Frontend (React) &lt;--REST (comunicação de dados)--&gt; Backend (FastAPI) --motor em camadas--&gt; +----------+</w:t>
+      </w:r>
+    </w:p>
+    <w:p>
+      <w:pPr>
+        <w:spacing w:line="360" w:lineRule="auto" w:after="120" w:before="0"/>
+        <w:ind w:firstLine="706"/>
+        <w:jc w:val="both"/>
       </w:pPr>
       <w:r>
         <w:t xml:space="preserve">Todos os serviços são orquestrados por </w:t>
       </w:r>
       <w:r>
-        <w:rPr>
-          <w:b/>
-        </w:rPr>
         <w:t>Docker Compose</w:t>
       </w:r>
       <w:r>
@@ -1042,14 +935,14 @@
         <w:pStyle w:val="Ttulo1"/>
       </w:pPr>
       <w:r>
-        <w:lastRenderedPageBreak/>
         <w:t>4. Pilar 1 — Pipeline de dados</w:t>
       </w:r>
     </w:p>
     <w:p>
       <w:pPr>
-        <w:spacing w:after="120"/>
-        <w:ind w:firstLine="706"/>
+        <w:spacing w:line="360" w:lineRule="auto" w:after="120" w:before="0"/>
+        <w:ind w:firstLine="706"/>
+        <w:jc w:val="both"/>
       </w:pPr>
       <w:r>
         <w:t>O pipeline (</w:t>
@@ -1089,20 +982,16 @@
         <w:jc w:val="center"/>
       </w:pPr>
       <w:r>
-        <w:rPr>
-          <w:noProof/>
-        </w:rPr>
         <w:drawing>
-          <wp:inline distT="0" distB="0" distL="0" distR="0" wp14:anchorId="2D1F40CF" wp14:editId="2306003F">
+          <wp:inline xmlns:a="http://schemas.openxmlformats.org/drawingml/2006/main" xmlns:pic="http://schemas.openxmlformats.org/drawingml/2006/picture">
             <wp:extent cx="4572000" cy="2241944"/>
-            <wp:effectExtent l="0" t="0" r="0" b="0"/>
             <wp:docPr id="3" name="Picture 3"/>
             <wp:cNvGraphicFramePr>
-              <a:graphicFrameLocks xmlns:a="http://schemas.openxmlformats.org/drawingml/2006/main" noChangeAspect="1"/>
+              <a:graphicFrameLocks noChangeAspect="1"/>
             </wp:cNvGraphicFramePr>
-            <a:graphic xmlns:a="http://schemas.openxmlformats.org/drawingml/2006/main">
+            <a:graphic>
               <a:graphicData uri="http://schemas.openxmlformats.org/drawingml/2006/picture">
-                <pic:pic xmlns:pic="http://schemas.openxmlformats.org/drawingml/2006/picture">
+                <pic:pic>
                   <pic:nvPicPr>
                     <pic:cNvPr id="0" name="image.png"/>
                     <pic:cNvPicPr/>
@@ -1118,9 +1007,7 @@
                       <a:off x="0" y="0"/>
                       <a:ext cx="4572000" cy="2241944"/>
                     </a:xfrm>
-                    <a:prstGeom prst="rect">
-                      <a:avLst/>
-                    </a:prstGeom>
+                    <a:prstGeom prst="rect"/>
                   </pic:spPr>
                 </pic:pic>
               </a:graphicData>
@@ -1144,16 +1031,14 @@
     </w:p>
     <w:p>
       <w:pPr>
-        <w:spacing w:after="120"/>
-        <w:ind w:firstLine="706"/>
+        <w:spacing w:line="360" w:lineRule="auto" w:after="120" w:before="0"/>
+        <w:ind w:firstLine="706"/>
+        <w:jc w:val="both"/>
       </w:pPr>
       <w:r>
         <w:t xml:space="preserve">O sistema CAGR expõe a árvore de cursos como uma aplicação </w:t>
       </w:r>
       <w:r>
-        <w:rPr>
-          <w:b/>
-        </w:rPr>
         <w:t>JSF/RichFaces</w:t>
       </w:r>
       <w:r>
@@ -1178,9 +1063,6 @@
         <w:t xml:space="preserve"> estáticos. Usamos </w:t>
       </w:r>
       <w:r>
-        <w:rPr>
-          <w:b/>
-        </w:rPr>
         <w:t>Playwright</w:t>
       </w:r>
       <w:r>
@@ -1196,9 +1078,6 @@
         <w:t xml:space="preserve">) para navegar a árvore do </w:t>
       </w:r>
       <w:r>
-        <w:rPr>
-          <w:b/>
-        </w:rPr>
         <w:t>Campus Florianópolis</w:t>
       </w:r>
       <w:r>
@@ -1215,18 +1094,12 @@
         <w:t xml:space="preserve">. A </w:t>
       </w:r>
       <w:r>
-        <w:rPr>
-          <w:b/>
-        </w:rPr>
         <w:t>descoberta-chave</w:t>
       </w:r>
       <w:r>
         <w:t xml:space="preserve"> foi que o relatório de currículo tem uma </w:t>
       </w:r>
       <w:r>
-        <w:rPr>
-          <w:b/>
-        </w:rPr>
         <w:t>URL pública e direta</w:t>
       </w:r>
       <w:r>
@@ -1266,7 +1139,6 @@
         <w:pStyle w:val="Ttulo2"/>
       </w:pPr>
       <w:r>
-        <w:lastRenderedPageBreak/>
         <w:t>4.2. Extração (parser.py)</w:t>
       </w:r>
     </w:p>
@@ -1276,20 +1148,16 @@
         <w:jc w:val="center"/>
       </w:pPr>
       <w:r>
-        <w:rPr>
-          <w:noProof/>
-        </w:rPr>
         <w:drawing>
-          <wp:inline distT="0" distB="0" distL="0" distR="0" wp14:anchorId="38442975" wp14:editId="29F74CAA">
+          <wp:inline xmlns:a="http://schemas.openxmlformats.org/drawingml/2006/main" xmlns:pic="http://schemas.openxmlformats.org/drawingml/2006/picture">
             <wp:extent cx="4572000" cy="4807493"/>
-            <wp:effectExtent l="0" t="0" r="0" b="0"/>
             <wp:docPr id="4" name="Picture 4"/>
             <wp:cNvGraphicFramePr>
-              <a:graphicFrameLocks xmlns:a="http://schemas.openxmlformats.org/drawingml/2006/main" noChangeAspect="1"/>
+              <a:graphicFrameLocks noChangeAspect="1"/>
             </wp:cNvGraphicFramePr>
-            <a:graphic xmlns:a="http://schemas.openxmlformats.org/drawingml/2006/main">
+            <a:graphic>
               <a:graphicData uri="http://schemas.openxmlformats.org/drawingml/2006/picture">
-                <pic:pic xmlns:pic="http://schemas.openxmlformats.org/drawingml/2006/picture">
+                <pic:pic>
                   <pic:nvPicPr>
                     <pic:cNvPr id="0" name="image.png"/>
                     <pic:cNvPicPr/>
@@ -1305,9 +1173,7 @@
                       <a:off x="0" y="0"/>
                       <a:ext cx="4572000" cy="4807493"/>
                     </a:xfrm>
-                    <a:prstGeom prst="rect">
-                      <a:avLst/>
-                    </a:prstGeom>
+                    <a:prstGeom prst="rect"/>
                   </pic:spPr>
                 </pic:pic>
               </a:graphicData>
@@ -1331,34 +1197,26 @@
     </w:p>
     <w:p>
       <w:pPr>
-        <w:spacing w:after="120"/>
-        <w:ind w:firstLine="706"/>
+        <w:spacing w:line="360" w:lineRule="auto" w:after="120" w:before="0"/>
+        <w:ind w:firstLine="706"/>
+        <w:jc w:val="both"/>
       </w:pPr>
       <w:r>
         <w:t xml:space="preserve">O parsing foi o maior desafio técnico do pilar. No PDF de currículo, a </w:t>
       </w:r>
       <w:r>
-        <w:rPr>
-          <w:b/>
-        </w:rPr>
         <w:t>ementa aparece acima</w:t>
       </w:r>
       <w:r>
         <w:t xml:space="preserve"> de cada linha de disciplina e, crucialmente, </w:t>
       </w:r>
       <w:r>
-        <w:rPr>
-          <w:b/>
-        </w:rPr>
         <w:t>a ordem do texto no fluxo do PDF não corresponde à ordem visual</w:t>
       </w:r>
       <w:r>
         <w:t xml:space="preserve">. Uma extração ingênua produz texto embaralhado. A solução foi um </w:t>
       </w:r>
       <w:r>
-        <w:rPr>
-          <w:b/>
-        </w:rPr>
         <w:t>parser por coordenadas</w:t>
       </w:r>
       <w:r>
@@ -1375,19 +1233,13 @@
         <w:t xml:space="preserve"> para código, nome, tipo, H/A, equivalentes, pré-requisito); o </w:t>
       </w:r>
       <w:r>
-        <w:rPr>
-          <w:b/>
-        </w:rPr>
         <w:t>tamanho da fonte</w:t>
       </w:r>
       <w:r>
         <w:t xml:space="preserve"> distingue a linha de dados da linha de ementa. A correção é validada por </w:t>
       </w:r>
       <w:r>
-        <w:rPr>
-          <w:b/>
-        </w:rPr>
-        <w:t>*golden tests</w:t>
+        <w:t>*testes de comparação com gabaritos</w:t>
       </w:r>
       <w:r>
         <w:t>* sobre PDFs de exemplo (contagem e códigos esperados).</w:t>
@@ -1398,14 +1250,14 @@
         <w:pStyle w:val="Ttulo2"/>
       </w:pPr>
       <w:r>
-        <w:lastRenderedPageBreak/>
         <w:t>4.3. Carga (loader.py)</w:t>
       </w:r>
     </w:p>
     <w:p>
       <w:pPr>
-        <w:spacing w:after="120"/>
-        <w:ind w:firstLine="706"/>
+        <w:spacing w:line="360" w:lineRule="auto" w:after="120" w:before="0"/>
+        <w:ind w:firstLine="706"/>
+        <w:jc w:val="both"/>
       </w:pPr>
       <w:r>
         <w:t xml:space="preserve">O </w:t>
@@ -1420,10 +1272,7 @@
         <w:t xml:space="preserve"> normaliza e faz </w:t>
       </w:r>
       <w:r>
-        <w:rPr>
-          <w:b/>
-        </w:rPr>
-        <w:t>upsert idempotente</w:t>
+        <w:t>inserção ou atualização inteligente (evitando duplicados)</w:t>
       </w:r>
       <w:r>
         <w:t xml:space="preserve">: a </w:t>
@@ -1469,23 +1318,64 @@
     </w:p>
     <w:p>
       <w:pPr>
-        <w:spacing w:after="120"/>
-        <w:ind w:firstLine="706"/>
+        <w:spacing w:line="360" w:lineRule="auto" w:after="120" w:before="0"/>
+        <w:ind w:firstLine="706"/>
+        <w:jc w:val="both"/>
       </w:pPr>
       <w:r>
         <w:t xml:space="preserve">Para cada disciplina com ementa, geramos um </w:t>
       </w:r>
       <w:r>
-        <w:rPr>
-          <w:b/>
-        </w:rPr>
         <w:t>*embedding</w:t>
       </w:r>
-      <w:r>
-        <w:rPr>
-          <w:i/>
-        </w:rPr>
-        <w:t xml:space="preserve"> de 1024 dimensões com o modelo `bge-m3` (multilíngue, via Ollama) e o gravamos em `disciplina_embedding` (tipo `vector` do pgvector). A geração é idempotente via </w:t>
+      <w:r/>
+      <w:r>
+        <w:rPr>
+          <w:i/>
+        </w:rPr>
+        <w:t xml:space="preserve"> de </w:t>
+      </w:r>
+      <w:r/>
+      <w:r>
+        <w:rPr>
+          <w:i/>
+        </w:rPr>
+        <w:t>1024 dimensões</w:t>
+      </w:r>
+      <w:r/>
+      <w:r>
+        <w:rPr>
+          <w:i/>
+        </w:rPr>
+        <w:t xml:space="preserve"> com o modelo </w:t>
+      </w:r>
+      <w:r/>
+      <w:r>
+        <w:rPr>
+          <w:i/>
+        </w:rPr>
+        <w:t>`bge-m3`</w:t>
+      </w:r>
+      <w:r/>
+      <w:r>
+        <w:rPr>
+          <w:i/>
+        </w:rPr>
+        <w:t xml:space="preserve"> (multilíngue, via Ollama) e o gravamos em `disciplina_embedding` (tipo `vector` do pgvector). A geração é </w:t>
+      </w:r>
+      <w:r/>
+      <w:r>
+        <w:rPr>
+          <w:i/>
+        </w:rPr>
+        <w:t>idempotente</w:t>
+      </w:r>
+      <w:r/>
+      <w:r>
+        <w:rPr>
+          <w:i/>
+        </w:rPr>
+        <w:t xml:space="preserve"> via </w:t>
       </w:r>
       <w:r>
         <w:t>hash* da ementa: só recalcula quando o texto muda.</w:t>
@@ -1501,8 +1391,9 @@
     </w:p>
     <w:p>
       <w:pPr>
-        <w:spacing w:after="120"/>
-        <w:ind w:firstLine="706"/>
+        <w:spacing w:line="360" w:lineRule="auto" w:after="120" w:before="0"/>
+        <w:ind w:firstLine="706"/>
+        <w:jc w:val="both"/>
       </w:pPr>
       <w:r>
         <w:t>O motor (</w:t>
@@ -1518,18 +1409,12 @@
         <w:t xml:space="preserve">) avalia, para </w:t>
       </w:r>
       <w:r>
-        <w:rPr>
-          <w:b/>
-        </w:rPr>
         <w:t>cada disciplina de destino</w:t>
       </w:r>
       <w:r>
         <w:t xml:space="preserve">, as disciplinas de origem que a validam, em </w:t>
       </w:r>
       <w:r>
-        <w:rPr>
-          <w:b/>
-        </w:rPr>
         <w:t>camadas de confiança decrescente</w:t>
       </w:r>
       <w:r>
@@ -1538,16 +1423,14 @@
     </w:p>
     <w:p>
       <w:pPr>
-        <w:spacing w:after="120"/>
-        <w:ind w:firstLine="706"/>
+        <w:spacing w:line="360" w:lineRule="auto" w:after="120" w:before="0"/>
+        <w:ind w:firstLine="706"/>
+        <w:jc w:val="both"/>
       </w:pPr>
       <w:r>
         <w:t xml:space="preserve">1. </w:t>
       </w:r>
       <w:r>
-        <w:rPr>
-          <w:b/>
-        </w:rPr>
         <w:t>Código exato</w:t>
       </w:r>
       <w:r>
@@ -1563,9 +1446,6 @@
         <w:t xml:space="preserve">. 2. </w:t>
       </w:r>
       <w:r>
-        <w:rPr>
-          <w:b/>
-        </w:rPr>
         <w:t>Equivalência oficial</w:t>
       </w:r>
       <w:r>
@@ -1581,18 +1461,12 @@
         <w:t xml:space="preserve">. 3. </w:t>
       </w:r>
       <w:r>
-        <w:rPr>
-          <w:b/>
-        </w:rPr>
         <w:t>Semântico</w:t>
       </w:r>
       <w:r>
         <w:t xml:space="preserve"> — similaridade de cosseno entre ementas (via pgvector); acima do </w:t>
       </w:r>
       <w:r>
-        <w:rPr>
-          <w:b/>
-        </w:rPr>
         <w:t>corte calibrado (0,75)</w:t>
       </w:r>
       <w:r>
@@ -1608,9 +1482,6 @@
         <w:t xml:space="preserve">. 4. </w:t>
       </w:r>
       <w:r>
-        <w:rPr>
-          <w:b/>
-        </w:rPr>
         <w:t>Somatório N:1</w:t>
       </w:r>
       <w:r>
@@ -1619,34 +1490,26 @@
     </w:p>
     <w:p>
       <w:pPr>
-        <w:spacing w:after="120"/>
-        <w:ind w:firstLine="706"/>
+        <w:spacing w:line="360" w:lineRule="auto" w:after="120" w:before="0"/>
+        <w:ind w:firstLine="706"/>
+        <w:jc w:val="both"/>
       </w:pPr>
       <w:r>
         <w:t xml:space="preserve">A saída é organizada em </w:t>
       </w:r>
       <w:r>
-        <w:rPr>
-          <w:b/>
-        </w:rPr>
         <w:t>duas faixas</w:t>
       </w:r>
       <w:r>
         <w:t xml:space="preserve"> apresentadas ao usuário: </w:t>
       </w:r>
       <w:r>
-        <w:rPr>
-          <w:b/>
-        </w:rPr>
         <w:t>Aproveitamento direto</w:t>
       </w:r>
       <w:r>
         <w:t xml:space="preserve"> (determinístico, alta confiança) e </w:t>
       </w:r>
       <w:r>
-        <w:rPr>
-          <w:b/>
-        </w:rPr>
         <w:t>Boas chances</w:t>
       </w:r>
       <w:r>
@@ -1663,34 +1526,26 @@
     </w:p>
     <w:p>
       <w:pPr>
-        <w:spacing w:after="120"/>
-        <w:ind w:firstLine="706"/>
+        <w:spacing w:line="360" w:lineRule="auto" w:after="120" w:before="0"/>
+        <w:ind w:firstLine="706"/>
+        <w:jc w:val="both"/>
       </w:pPr>
       <w:r>
         <w:t xml:space="preserve">A regra </w:t>
       </w:r>
       <w:r>
-        <w:rPr>
-          <w:b/>
-        </w:rPr>
         <w:t>R2 (75% de CH)</w:t>
       </w:r>
       <w:r>
         <w:t xml:space="preserve"> é aplicada como </w:t>
       </w:r>
       <w:r>
-        <w:rPr>
-          <w:b/>
-        </w:rPr>
         <w:t>filtro objetivo</w:t>
       </w:r>
       <w:r>
         <w:t xml:space="preserve">: um candidato semântico cuja carga horária — sozinho ou somado (N:1) — não atinge 75% da disciplina de destino é </w:t>
       </w:r>
       <w:r>
-        <w:rPr>
-          <w:b/>
-        </w:rPr>
         <w:t>removido</w:t>
       </w:r>
       <w:r>
@@ -1702,38 +1557,40 @@
         <w:pStyle w:val="Ttulo2"/>
       </w:pPr>
       <w:r>
-        <w:lastRenderedPageBreak/>
         <w:t>5.2. Orientação a *recall* e reuso</w:t>
       </w:r>
     </w:p>
     <w:p>
       <w:pPr>
-        <w:spacing w:after="120"/>
-        <w:ind w:firstLine="706"/>
+        <w:spacing w:line="360" w:lineRule="auto" w:after="120" w:before="0"/>
+        <w:ind w:firstLine="706"/>
+        <w:jc w:val="both"/>
       </w:pPr>
       <w:r>
         <w:t xml:space="preserve">Como a ferramenta é um </w:t>
       </w:r>
       <w:r>
-        <w:rPr>
-          <w:b/>
-        </w:rPr>
         <w:t>triador para o aluno</w:t>
       </w:r>
       <w:r>
         <w:t xml:space="preserve">, a faixa semântica é orientada a </w:t>
       </w:r>
       <w:r>
-        <w:rPr>
-          <w:b/>
-        </w:rPr>
         <w:t>*recall</w:t>
       </w:r>
-      <w:r>
-        <w:rPr>
-          <w:i/>
-        </w:rPr>
-        <w:t>: busca-se o maior leque de candidatas plausíveis. Por isso, na faixa "boas chances" a mesma disciplina de origem pode ser sugerida para mais de uma disciplina de destino</w:t>
+      <w:r/>
+      <w:r>
+        <w:rPr>
+          <w:i/>
+        </w:rPr>
+        <w:t xml:space="preserve">: busca-se o maior leque de candidatas plausíveis. Por isso, na faixa "boas chances" a mesma disciplina de origem </w:t>
+      </w:r>
+      <w:r/>
+      <w:r>
+        <w:rPr>
+          <w:i/>
+        </w:rPr>
+        <w:t>pode ser sugerida para mais de uma disciplina de destino</w:t>
       </w:r>
       <w:r>
         <w:t>* (o colegiado valida cada origem em apenas uma). Na faixa determinística (código/oficial), mantém-se a relação 1:1.</w:t>
@@ -1749,38 +1606,30 @@
     </w:p>
     <w:p>
       <w:pPr>
-        <w:spacing w:after="120"/>
-        <w:ind w:firstLine="706"/>
+        <w:spacing w:line="360" w:lineRule="auto" w:after="120" w:before="0"/>
+        <w:ind w:firstLine="706"/>
+        <w:jc w:val="both"/>
       </w:pPr>
       <w:r>
         <w:t xml:space="preserve">A função de similaridade é </w:t>
       </w:r>
       <w:r>
-        <w:rPr>
-          <w:b/>
-        </w:rPr>
-        <w:t>injetada como dependência</w:t>
+        <w:t>configurado de forma independente (testável offline)</w:t>
       </w:r>
       <w:r>
         <w:t xml:space="preserve"> no motor, que assim é </w:t>
       </w:r>
       <w:r>
-        <w:rPr>
-          <w:b/>
-        </w:rPr>
         <w:t>100% testável offline</w:t>
       </w:r>
       <w:r>
         <w:t xml:space="preserve"> (sem banco nem rede). São </w:t>
       </w:r>
       <w:r>
-        <w:rPr>
-          <w:b/>
-        </w:rPr>
         <w:t>18 testes</w:t>
       </w:r>
       <w:r>
-        <w:t xml:space="preserve"> unitários cobrindo as camadas, a regra de CH, o somatório N:1, o reuso, a calibração e regressões de revisão adversarial.</w:t>
+        <w:t xml:space="preserve"> unitários cobrindo as camadas, a regra de CH, o somatório N:1, o reuso, a calibração e regressões de simulações de casos reais.</w:t>
       </w:r>
     </w:p>
     <w:p>
@@ -1793,34 +1642,26 @@
     </w:p>
     <w:p>
       <w:pPr>
-        <w:spacing w:after="120"/>
-        <w:ind w:firstLine="706"/>
+        <w:spacing w:line="360" w:lineRule="auto" w:after="120" w:before="0"/>
+        <w:ind w:firstLine="706"/>
+        <w:jc w:val="both"/>
       </w:pPr>
       <w:r>
         <w:t xml:space="preserve">O backend é uma API </w:t>
       </w:r>
       <w:r>
-        <w:rPr>
-          <w:b/>
-        </w:rPr>
         <w:t>FastAPI</w:t>
       </w:r>
       <w:r>
         <w:t xml:space="preserve"> com </w:t>
       </w:r>
       <w:r>
-        <w:rPr>
-          <w:b/>
-        </w:rPr>
         <w:t>SQLAlchemy 2.0</w:t>
       </w:r>
       <w:r>
         <w:t xml:space="preserve"> e migrações </w:t>
       </w:r>
       <w:r>
-        <w:rPr>
-          <w:b/>
-        </w:rPr>
         <w:t>Alembic</w:t>
       </w:r>
       <w:r>
@@ -1837,9 +1678,6 @@
         <w:t xml:space="preserve"> (popula os seletores, </w:t>
       </w:r>
       <w:r>
-        <w:rPr>
-          <w:b/>
-        </w:rPr>
         <w:t>filtrando currículos vazios</w:t>
       </w:r>
       <w:r>
@@ -1856,9 +1694,6 @@
         <w:t xml:space="preserve"> (auditoria, com </w:t>
       </w:r>
       <w:r>
-        <w:rPr>
-          <w:b/>
-        </w:rPr>
         <w:t>cache</w:t>
       </w:r>
       <w:r>
@@ -1887,16 +1722,14 @@
     </w:p>
     <w:p>
       <w:pPr>
-        <w:spacing w:after="120"/>
-        <w:ind w:firstLine="706"/>
+        <w:spacing w:line="360" w:lineRule="auto" w:after="120" w:before="0"/>
+        <w:ind w:firstLine="706"/>
+        <w:jc w:val="both"/>
       </w:pPr>
       <w:r>
         <w:t xml:space="preserve">O </w:t>
       </w:r>
       <w:r>
-        <w:rPr>
-          <w:b/>
-        </w:rPr>
         <w:t>modelo de dados</w:t>
       </w:r>
       <w:r>
@@ -1905,16 +1738,14 @@
     </w:p>
     <w:p>
       <w:pPr>
-        <w:spacing w:after="120"/>
-        <w:ind w:firstLine="706"/>
+        <w:spacing w:line="360" w:lineRule="auto" w:after="120" w:before="0"/>
+        <w:ind w:firstLine="706"/>
+        <w:jc w:val="both"/>
       </w:pPr>
       <w:r>
         <w:t xml:space="preserve">&gt; </w:t>
       </w:r>
       <w:r>
-        <w:rPr>
-          <w:b/>
-        </w:rPr>
         <w:t>[FIGURA 2 — Diagrama Entidade-Relacionamento do banco]</w:t>
       </w:r>
       <w:r>
@@ -1926,6 +1757,7 @@
         </w:rPr>
         <w:t>(print já anexado no Claude Design)</w:t>
       </w:r>
+      <w:r/>
     </w:p>
     <w:p>
       <w:pPr>
@@ -1933,21 +1765,16 @@
         <w:jc w:val="center"/>
       </w:pPr>
       <w:r>
-        <w:rPr>
-          <w:noProof/>
-        </w:rPr>
-        <w:lastRenderedPageBreak/>
         <w:drawing>
-          <wp:inline distT="0" distB="0" distL="0" distR="0" wp14:anchorId="0F44E376" wp14:editId="60D6E734">
+          <wp:inline xmlns:a="http://schemas.openxmlformats.org/drawingml/2006/main" xmlns:pic="http://schemas.openxmlformats.org/drawingml/2006/picture">
             <wp:extent cx="4572000" cy="4925107"/>
-            <wp:effectExtent l="0" t="0" r="0" b="0"/>
             <wp:docPr id="5" name="Picture 5"/>
             <wp:cNvGraphicFramePr>
-              <a:graphicFrameLocks xmlns:a="http://schemas.openxmlformats.org/drawingml/2006/main" noChangeAspect="1"/>
+              <a:graphicFrameLocks noChangeAspect="1"/>
             </wp:cNvGraphicFramePr>
-            <a:graphic xmlns:a="http://schemas.openxmlformats.org/drawingml/2006/main">
+            <a:graphic>
               <a:graphicData uri="http://schemas.openxmlformats.org/drawingml/2006/picture">
-                <pic:pic xmlns:pic="http://schemas.openxmlformats.org/drawingml/2006/picture">
+                <pic:pic>
                   <pic:nvPicPr>
                     <pic:cNvPr id="0" name="image.png"/>
                     <pic:cNvPicPr/>
@@ -1963,9 +1790,7 @@
                       <a:off x="0" y="0"/>
                       <a:ext cx="4572000" cy="4925107"/>
                     </a:xfrm>
-                    <a:prstGeom prst="rect">
-                      <a:avLst/>
-                    </a:prstGeom>
+                    <a:prstGeom prst="rect"/>
                   </pic:spPr>
                 </pic:pic>
               </a:graphicData>
@@ -1989,8 +1814,9 @@
     </w:p>
     <w:p>
       <w:pPr>
-        <w:spacing w:after="120"/>
-        <w:ind w:firstLine="706"/>
+        <w:spacing w:line="360" w:lineRule="auto" w:after="120" w:before="0"/>
+        <w:ind w:firstLine="706"/>
+        <w:jc w:val="both"/>
       </w:pPr>
       <w:r>
         <w:t xml:space="preserve">Tabelas principais: </w:t>
@@ -2085,9 +1911,6 @@
         <w:t xml:space="preserve"> com índice </w:t>
       </w:r>
       <w:r>
-        <w:rPr>
-          <w:b/>
-        </w:rPr>
         <w:t>HNSW</w:t>
       </w:r>
       <w:r>
@@ -2124,9 +1947,6 @@
         <w:t xml:space="preserve"> — este último permitindo </w:t>
       </w:r>
       <w:r>
-        <w:rPr>
-          <w:b/>
-        </w:rPr>
         <w:t>múltiplas origens por item</w:t>
       </w:r>
       <w:r>
@@ -2135,16 +1955,14 @@
     </w:p>
     <w:p>
       <w:pPr>
-        <w:spacing w:after="120"/>
-        <w:ind w:firstLine="706"/>
+        <w:spacing w:line="360" w:lineRule="auto" w:after="120" w:before="0"/>
+        <w:ind w:firstLine="706"/>
+        <w:jc w:val="both"/>
       </w:pPr>
       <w:r>
         <w:t xml:space="preserve">O </w:t>
       </w:r>
       <w:r>
-        <w:rPr>
-          <w:b/>
-        </w:rPr>
         <w:t>cache</w:t>
       </w:r>
       <w:r>
@@ -2161,18 +1979,12 @@
         <w:t xml:space="preserve">) inclui uma </w:t>
       </w:r>
       <w:r>
-        <w:rPr>
-          <w:b/>
-        </w:rPr>
         <w:t>versão do motor</w:t>
       </w:r>
       <w:r>
         <w:t xml:space="preserve">, de modo que qualquer mudança na lógica </w:t>
       </w:r>
       <w:r>
-        <w:rPr>
-          <w:b/>
-        </w:rPr>
         <w:t>invalida o cache automaticamente</w:t>
       </w:r>
       <w:r>
@@ -2184,14 +1996,14 @@
         <w:pStyle w:val="Ttulo1"/>
       </w:pPr>
       <w:r>
-        <w:lastRenderedPageBreak/>
         <w:t>7. Pilar 3 — Frontend</w:t>
       </w:r>
     </w:p>
     <w:p>
       <w:pPr>
-        <w:spacing w:after="120"/>
-        <w:ind w:firstLine="706"/>
+        <w:spacing w:line="360" w:lineRule="auto" w:after="120" w:before="0"/>
+        <w:ind w:firstLine="706"/>
+        <w:jc w:val="both"/>
       </w:pPr>
       <w:r>
         <w:t>A interface (</w:t>
@@ -2207,18 +2019,12 @@
         <w:t xml:space="preserve">) é uma </w:t>
       </w:r>
       <w:r>
-        <w:rPr>
-          <w:b/>
-        </w:rPr>
         <w:t>tela única</w:t>
       </w:r>
       <w:r>
         <w:t xml:space="preserve"> em </w:t>
       </w:r>
       <w:r>
-        <w:rPr>
-          <w:b/>
-        </w:rPr>
         <w:t>Vite + React + TypeScript + Tailwind</w:t>
       </w:r>
       <w:r>
@@ -2234,27 +2040,18 @@
         <w:t xml:space="preserve"> opcional do histórico e legenda. Na área principal: </w:t>
       </w:r>
       <w:r>
-        <w:rPr>
-          <w:b/>
-        </w:rPr>
         <w:t>cartões de KPI</w:t>
       </w:r>
       <w:r>
         <w:t xml:space="preserve"> (Cobertura, Aproveitamento direto, Boas chances), e a tabela de auditoria </w:t>
       </w:r>
       <w:r>
-        <w:rPr>
-          <w:b/>
-        </w:rPr>
         <w:t>dividida nas duas faixas</w:t>
       </w:r>
       <w:r>
         <w:t xml:space="preserve">, com método, badge de carga horária, barra de similaridade e busca. As </w:t>
       </w:r>
       <w:r>
-        <w:rPr>
-          <w:b/>
-        </w:rPr>
         <w:t>somas N:1</w:t>
       </w:r>
       <w:r>
@@ -2273,27 +2070,23 @@
     </w:p>
     <w:p>
       <w:pPr>
-        <w:spacing w:after="120"/>
-        <w:ind w:firstLine="706"/>
+        <w:spacing w:line="360" w:lineRule="auto" w:after="120" w:before="0"/>
+        <w:ind w:firstLine="706"/>
+        <w:jc w:val="both"/>
       </w:pPr>
       <w:r>
         <w:t xml:space="preserve">&gt; </w:t>
       </w:r>
       <w:r>
-        <w:rPr>
-          <w:b/>
-        </w:rPr>
         <w:t>[FIGURA 3 — Cópia de tela do app: KPIs e tabela em duas faixas]</w:t>
       </w:r>
       <w:r>
         <w:t xml:space="preserve"> &gt; </w:t>
       </w:r>
       <w:r>
-        <w:rPr>
-          <w:b/>
-        </w:rPr>
         <w:t>[FIGURA 4 — Cópia de tela: visualização do somatório N:1]</w:t>
       </w:r>
+      <w:r/>
     </w:p>
     <w:p>
       <w:pPr>
@@ -2301,20 +2094,16 @@
         <w:jc w:val="center"/>
       </w:pPr>
       <w:r>
-        <w:rPr>
-          <w:noProof/>
-        </w:rPr>
         <w:drawing>
-          <wp:inline distT="0" distB="0" distL="0" distR="0" wp14:anchorId="2F709EB7" wp14:editId="0E85B0BE">
+          <wp:inline xmlns:a="http://schemas.openxmlformats.org/drawingml/2006/main" xmlns:pic="http://schemas.openxmlformats.org/drawingml/2006/picture">
             <wp:extent cx="4572000" cy="2238350"/>
-            <wp:effectExtent l="0" t="0" r="0" b="0"/>
             <wp:docPr id="6" name="Picture 6"/>
             <wp:cNvGraphicFramePr>
-              <a:graphicFrameLocks xmlns:a="http://schemas.openxmlformats.org/drawingml/2006/main" noChangeAspect="1"/>
+              <a:graphicFrameLocks noChangeAspect="1"/>
             </wp:cNvGraphicFramePr>
-            <a:graphic xmlns:a="http://schemas.openxmlformats.org/drawingml/2006/main">
+            <a:graphic>
               <a:graphicData uri="http://schemas.openxmlformats.org/drawingml/2006/picture">
-                <pic:pic xmlns:pic="http://schemas.openxmlformats.org/drawingml/2006/picture">
+                <pic:pic>
                   <pic:nvPicPr>
                     <pic:cNvPr id="0" name="image.png"/>
                     <pic:cNvPicPr/>
@@ -2330,9 +2119,7 @@
                       <a:off x="0" y="0"/>
                       <a:ext cx="4572000" cy="2238350"/>
                     </a:xfrm>
-                    <a:prstGeom prst="rect">
-                      <a:avLst/>
-                    </a:prstGeom>
+                    <a:prstGeom prst="rect"/>
                   </pic:spPr>
                 </pic:pic>
               </a:graphicData>
@@ -2360,21 +2147,16 @@
         <w:jc w:val="center"/>
       </w:pPr>
       <w:r>
-        <w:rPr>
-          <w:noProof/>
-        </w:rPr>
-        <w:lastRenderedPageBreak/>
         <w:drawing>
-          <wp:inline distT="0" distB="0" distL="0" distR="0" wp14:anchorId="39DA2FD5" wp14:editId="0269CACF">
+          <wp:inline xmlns:a="http://schemas.openxmlformats.org/drawingml/2006/main" xmlns:pic="http://schemas.openxmlformats.org/drawingml/2006/picture">
             <wp:extent cx="4572000" cy="4756245"/>
-            <wp:effectExtent l="0" t="0" r="0" b="0"/>
             <wp:docPr id="7" name="Picture 7"/>
             <wp:cNvGraphicFramePr>
-              <a:graphicFrameLocks xmlns:a="http://schemas.openxmlformats.org/drawingml/2006/main" noChangeAspect="1"/>
+              <a:graphicFrameLocks noChangeAspect="1"/>
             </wp:cNvGraphicFramePr>
-            <a:graphic xmlns:a="http://schemas.openxmlformats.org/drawingml/2006/main">
+            <a:graphic>
               <a:graphicData uri="http://schemas.openxmlformats.org/drawingml/2006/picture">
-                <pic:pic xmlns:pic="http://schemas.openxmlformats.org/drawingml/2006/picture">
+                <pic:pic>
                   <pic:nvPicPr>
                     <pic:cNvPr id="0" name="image.png"/>
                     <pic:cNvPicPr/>
@@ -2390,9 +2172,7 @@
                       <a:off x="0" y="0"/>
                       <a:ext cx="4572000" cy="4756245"/>
                     </a:xfrm>
-                    <a:prstGeom prst="rect">
-                      <a:avLst/>
-                    </a:prstGeom>
+                    <a:prstGeom prst="rect"/>
                   </pic:spPr>
                 </pic:pic>
               </a:graphicData>
@@ -2420,21 +2200,16 @@
         <w:jc w:val="center"/>
       </w:pPr>
       <w:r>
-        <w:rPr>
-          <w:noProof/>
-        </w:rPr>
-        <w:lastRenderedPageBreak/>
         <w:drawing>
-          <wp:inline distT="0" distB="0" distL="0" distR="0" wp14:anchorId="2F96252B" wp14:editId="2E1C9E6B">
+          <wp:inline xmlns:a="http://schemas.openxmlformats.org/drawingml/2006/main" xmlns:pic="http://schemas.openxmlformats.org/drawingml/2006/picture">
             <wp:extent cx="4572000" cy="5612258"/>
-            <wp:effectExtent l="0" t="0" r="0" b="0"/>
             <wp:docPr id="8" name="Picture 8"/>
             <wp:cNvGraphicFramePr>
-              <a:graphicFrameLocks xmlns:a="http://schemas.openxmlformats.org/drawingml/2006/main" noChangeAspect="1"/>
+              <a:graphicFrameLocks noChangeAspect="1"/>
             </wp:cNvGraphicFramePr>
-            <a:graphic xmlns:a="http://schemas.openxmlformats.org/drawingml/2006/main">
+            <a:graphic>
               <a:graphicData uri="http://schemas.openxmlformats.org/drawingml/2006/picture">
-                <pic:pic xmlns:pic="http://schemas.openxmlformats.org/drawingml/2006/picture">
+                <pic:pic>
                   <pic:nvPicPr>
                     <pic:cNvPr id="0" name="image.png"/>
                     <pic:cNvPicPr/>
@@ -2450,9 +2225,7 @@
                       <a:off x="0" y="0"/>
                       <a:ext cx="4572000" cy="5612258"/>
                     </a:xfrm>
-                    <a:prstGeom prst="rect">
-                      <a:avLst/>
-                    </a:prstGeom>
+                    <a:prstGeom prst="rect"/>
                   </pic:spPr>
                 </pic:pic>
               </a:graphicData>
@@ -2484,16 +2257,14 @@
     </w:p>
     <w:p>
       <w:pPr>
-        <w:spacing w:after="120"/>
-        <w:ind w:firstLine="706"/>
+        <w:spacing w:line="360" w:lineRule="auto" w:after="120" w:before="0"/>
+        <w:ind w:firstLine="706"/>
+        <w:jc w:val="both"/>
       </w:pPr>
       <w:r>
         <w:t xml:space="preserve">Todo o sistema sobe com </w:t>
       </w:r>
       <w:r>
-        <w:rPr>
-          <w:b/>
-        </w:rPr>
         <w:t>Docker Compose</w:t>
       </w:r>
       <w:r>
@@ -2550,11 +2321,9 @@
         <w:t xml:space="preserve">). Para que um colega clone e rode rapidamente, geramos um </w:t>
       </w:r>
       <w:r>
-        <w:rPr>
-          <w:b/>
-        </w:rPr>
         <w:t>*seed</w:t>
       </w:r>
+      <w:r/>
       <w:r>
         <w:rPr>
           <w:i/>
@@ -2590,14 +2359,14 @@
         <w:pStyle w:val="Ttulo1"/>
       </w:pPr>
       <w:r>
-        <w:lastRenderedPageBreak/>
         <w:t>9. Decisões de projeto e lições aprendidas</w:t>
       </w:r>
     </w:p>
     <w:p>
       <w:pPr>
-        <w:spacing w:after="120"/>
-        <w:ind w:firstLine="706"/>
+        <w:spacing w:line="360" w:lineRule="auto" w:after="120" w:before="0"/>
+        <w:ind w:firstLine="706"/>
+        <w:jc w:val="both"/>
       </w:pPr>
       <w:r>
         <w:t>Esta seção é o coração do relatório técnico: as escolhas não óbvias e o que descartamos.</w:t>
@@ -2605,59 +2374,18 @@
     </w:p>
     <w:p>
       <w:pPr>
-        <w:spacing w:after="120"/>
-        <w:ind w:firstLine="706"/>
-        <w:rPr>
-          <w:b/>
-        </w:rPr>
-      </w:pPr>
-      <w:r>
-        <w:rPr>
-          <w:b/>
-        </w:rPr>
-        <w:t>9.1. *</w:t>
-      </w:r>
-      <w:proofErr w:type="spellStart"/>
-      <w:r>
-        <w:rPr>
-          <w:b/>
-        </w:rPr>
-        <w:t>Embedding</w:t>
-      </w:r>
-      <w:proofErr w:type="spellEnd"/>
-      <w:r>
-        <w:rPr>
-          <w:b/>
-        </w:rPr>
-        <w:t xml:space="preserve">* </w:t>
-      </w:r>
-      <w:proofErr w:type="spellStart"/>
-      <w:r>
-        <w:rPr>
-          <w:b/>
-        </w:rPr>
-        <w:t>rankeia</w:t>
-      </w:r>
-      <w:proofErr w:type="spellEnd"/>
-      <w:r>
-        <w:rPr>
-          <w:b/>
-        </w:rPr>
-        <w:t>, não decide.</w:t>
-      </w:r>
-    </w:p>
-    <w:p>
-      <w:pPr>
-        <w:spacing w:after="120"/>
-        <w:ind w:firstLine="706"/>
-      </w:pPr>
+        <w:spacing w:line="360" w:lineRule="auto" w:after="120" w:before="0"/>
+        <w:ind w:firstLine="706"/>
+        <w:jc w:val="both"/>
+      </w:pPr>
+      <w:r/>
+      <w:r>
+        <w:t>9.1. *Embedding* rankeia, não decide.</w:t>
+      </w:r>
       <w:r>
         <w:t xml:space="preserve"> Embeddings medem </w:t>
       </w:r>
       <w:r>
-        <w:rPr>
-          <w:b/>
-        </w:rPr>
         <w:t>proximidade de texto</w:t>
       </w:r>
       <w:r>
@@ -2682,9 +2410,6 @@
         <w:t xml:space="preserve"> obteve </w:t>
       </w:r>
       <w:r>
-        <w:rPr>
-          <w:b/>
-        </w:rPr>
         <w:t>0,73</w:t>
       </w:r>
       <w:r>
@@ -2718,9 +2443,6 @@
         <w:t xml:space="preserve"> é </w:t>
       </w:r>
       <w:r>
-        <w:rPr>
-          <w:b/>
-        </w:rPr>
         <w:t>peneira</w:t>
       </w:r>
       <w:r>
@@ -2729,174 +2451,118 @@
     </w:p>
     <w:p>
       <w:pPr>
-        <w:spacing w:after="120"/>
-        <w:ind w:firstLine="706"/>
-      </w:pPr>
-      <w:r>
-        <w:rPr>
-          <w:b/>
-        </w:rPr>
+        <w:spacing w:line="360" w:lineRule="auto" w:after="120" w:before="0"/>
+        <w:ind w:firstLine="706"/>
+        <w:jc w:val="both"/>
+      </w:pPr>
+      <w:r/>
+      <w:r>
         <w:t>9.2. Calibração com gabarito real.</w:t>
       </w:r>
       <w:r>
+        <w:t xml:space="preserve"> O limiar inicial de </w:t>
+      </w:r>
+      <w:r>
+        <w:t>0,90</w:t>
+      </w:r>
+      <w:r>
+        <w:t xml:space="preserve"> foi um chute e descartava ~75% das equivalências verdadeiras (o </w:t>
+      </w:r>
+      <w:r>
+        <w:rPr>
+          <w:rFonts w:ascii="Courier New" w:hAnsi="Courier New"/>
+          <w:sz w:val="20"/>
+        </w:rPr>
+        <w:t>bge-m3</w:t>
+      </w:r>
+      <w:r>
         <w:t xml:space="preserve"> </w:t>
       </w:r>
-    </w:p>
-    <w:p>
-      <w:pPr>
-        <w:spacing w:after="120"/>
-        <w:ind w:firstLine="706"/>
-      </w:pPr>
-      <w:r>
-        <w:t xml:space="preserve">O limiar inicial de </w:t>
-      </w:r>
-      <w:r>
-        <w:rPr>
-          <w:b/>
-        </w:rPr>
-        <w:t>0,90</w:t>
-      </w:r>
-      <w:r>
-        <w:t xml:space="preserve"> foi um chute e descartava ~75% das equivalências verdadeiras (o </w:t>
-      </w:r>
-      <w:r>
-        <w:rPr>
-          <w:rFonts w:ascii="Courier New" w:hAnsi="Courier New"/>
-          <w:sz w:val="20"/>
-        </w:rPr>
-        <w:t>bge-m3</w:t>
+      <w:r>
+        <w:t>comprime</w:t>
+      </w:r>
+      <w:r>
+        <w:t xml:space="preserve"> a similaridade numa faixa estreita). Usamos as </w:t>
+      </w:r>
+      <w:r>
+        <w:t>3.794 equivalências oficiais da UFSC</w:t>
+      </w:r>
+      <w:r>
+        <w:t xml:space="preserve"> como gabarito: medimos que pares de fato equivalentes têm similaridade com </w:t>
+      </w:r>
+      <w:r>
+        <w:t>mediana 0,84</w:t>
+      </w:r>
+      <w:r>
+        <w:t xml:space="preserve"> (p25 = 0,75), enquanto pares aleatórios (ruído) ficam abaixo de </w:t>
+      </w:r>
+      <w:r>
+        <w:t>0,67</w:t>
+      </w:r>
+      <w:r>
+        <w:t xml:space="preserve"> (percentil 99). O corte foi fixado de forma fundamentada em </w:t>
+      </w:r>
+      <w:r>
+        <w:t>0,75</w:t>
+      </w:r>
+      <w:r>
+        <w:t xml:space="preserve"> (ajustado a partir de 0,70 para mitigar falsos positivos/delírios observados na faixa de 0,72).</w:t>
+      </w:r>
+    </w:p>
+    <w:p>
+      <w:pPr>
+        <w:spacing w:line="360" w:lineRule="auto" w:after="120" w:before="0"/>
+        <w:ind w:firstLine="706"/>
+        <w:jc w:val="both"/>
+      </w:pPr>
+      <w:r/>
+      <w:r>
+        <w:t>9.3. O juiz LLM era inviável na CPU.</w:t>
+      </w:r>
+      <w:r>
+        <w:t xml:space="preserve"> Medimos que o LLM local (</w:t>
+      </w:r>
+      <w:r>
+        <w:rPr>
+          <w:rFonts w:ascii="Courier New" w:hAnsi="Courier New"/>
+          <w:sz w:val="20"/>
+        </w:rPr>
+        <w:t>qwen2.5:3b</w:t>
+      </w:r>
+      <w:r>
+        <w:t xml:space="preserve">) levava </w:t>
+      </w:r>
+      <w:r>
+        <w:t>~8–30 s por chamada</w:t>
+      </w:r>
+      <w:r>
+        <w:t xml:space="preserve">, com ganho de paralelismo de apenas ~1,5×; julgar uma comparação inteira de uma vez levava </w:t>
+      </w:r>
+      <w:r>
+        <w:t>~994 s (16 min)</w:t>
+      </w:r>
+      <w:r>
+        <w:t xml:space="preserve">. Além de lento, um modelo pequeno é </w:t>
+      </w:r>
+      <w:r>
+        <w:t>cauteloso demais</w:t>
+      </w:r>
+      <w:r>
+        <w:t xml:space="preserve"> (classifica quase tudo como "ressalva"). </w:t>
+      </w:r>
+      <w:r>
+        <w:t>Decisão:</w:t>
       </w:r>
       <w:r>
         <w:t xml:space="preserve"> </w:t>
       </w:r>
       <w:r>
-        <w:rPr>
-          <w:b/>
-        </w:rPr>
-        <w:t>comprime</w:t>
-      </w:r>
-      <w:r>
-        <w:t xml:space="preserve"> a similaridade numa faixa estreita). Usamos as </w:t>
-      </w:r>
-      <w:r>
-        <w:rPr>
-          <w:b/>
-        </w:rPr>
-        <w:t>3.794 equivalências oficiais da UFSC</w:t>
-      </w:r>
-      <w:r>
-        <w:t xml:space="preserve"> como gabarito: medimos que pares de fato equivalentes têm similaridade com </w:t>
-      </w:r>
-      <w:r>
-        <w:rPr>
-          <w:b/>
-        </w:rPr>
-        <w:t>mediana 0,84</w:t>
-      </w:r>
-      <w:r>
-        <w:t xml:space="preserve"> (p25 = 0,75), enquanto pares aleatórios (ruído) ficam abaixo de </w:t>
-      </w:r>
-      <w:r>
-        <w:rPr>
-          <w:b/>
-        </w:rPr>
-        <w:t>0,67</w:t>
-      </w:r>
-      <w:r>
-        <w:t xml:space="preserve"> (percentil 99). O corte foi fixado de forma fundamentada em </w:t>
-      </w:r>
-      <w:r>
-        <w:rPr>
-          <w:b/>
-        </w:rPr>
-        <w:t>0,75</w:t>
-      </w:r>
-      <w:r>
-        <w:t xml:space="preserve"> (ajustado a partir de 0,70 para mitigar falsos positivos/delírios observados na faixa de 0,72).</w:t>
-      </w:r>
-    </w:p>
-    <w:p>
-      <w:pPr>
-        <w:spacing w:after="120"/>
-        <w:ind w:firstLine="706"/>
-      </w:pPr>
-      <w:r>
-        <w:rPr>
-          <w:b/>
-        </w:rPr>
-        <w:t>9.3. O juiz LLM era inviável na CPU.</w:t>
-      </w:r>
-      <w:r>
-        <w:t xml:space="preserve"> </w:t>
-      </w:r>
-    </w:p>
-    <w:p>
-      <w:pPr>
-        <w:spacing w:after="120"/>
-        <w:ind w:firstLine="706"/>
-      </w:pPr>
-      <w:r>
-        <w:t>Medimos que o LLM local (</w:t>
-      </w:r>
-      <w:r>
-        <w:rPr>
-          <w:rFonts w:ascii="Courier New" w:hAnsi="Courier New"/>
-          <w:sz w:val="20"/>
-        </w:rPr>
-        <w:t>qwen2.5:3b</w:t>
-      </w:r>
-      <w:r>
-        <w:t xml:space="preserve">) levava </w:t>
-      </w:r>
-      <w:r>
-        <w:rPr>
-          <w:b/>
-        </w:rPr>
-        <w:t>~8–30 s por chamada</w:t>
-      </w:r>
-      <w:r>
-        <w:t xml:space="preserve">, com ganho de paralelismo de apenas ~1,5×; julgar uma comparação inteira de uma vez levava </w:t>
-      </w:r>
-      <w:r>
-        <w:rPr>
-          <w:b/>
-        </w:rPr>
-        <w:t>~994 s (16 min)</w:t>
-      </w:r>
-      <w:r>
-        <w:t xml:space="preserve">. Além de lento, um modelo pequeno é </w:t>
-      </w:r>
-      <w:r>
-        <w:rPr>
-          <w:b/>
-        </w:rPr>
-        <w:t>cauteloso demais</w:t>
-      </w:r>
-      <w:r>
-        <w:t xml:space="preserve"> (classifica quase tudo como "ressalva"). </w:t>
-      </w:r>
-      <w:r>
-        <w:rPr>
-          <w:b/>
-        </w:rPr>
-        <w:t>Decisão:</w:t>
-      </w:r>
-      <w:r>
-        <w:t xml:space="preserve"> </w:t>
-      </w:r>
-      <w:r>
-        <w:rPr>
-          <w:b/>
-        </w:rPr>
         <w:t>remover o juiz LLM do produto</w:t>
       </w:r>
       <w:r>
         <w:t xml:space="preserve"> e tornar a comparação </w:t>
       </w:r>
       <w:r>
-        <w:rPr>
-          <w:b/>
-        </w:rPr>
         <w:t>instantânea</w:t>
       </w:r>
       <w:r>
@@ -2905,49 +2571,36 @@
     </w:p>
     <w:p>
       <w:pPr>
-        <w:spacing w:after="120"/>
-        <w:ind w:firstLine="706"/>
-      </w:pPr>
-      <w:r>
-        <w:rPr>
-          <w:b/>
-        </w:rPr>
+        <w:spacing w:line="360" w:lineRule="auto" w:after="120" w:before="0"/>
+        <w:ind w:firstLine="706"/>
+        <w:jc w:val="both"/>
+      </w:pPr>
+      <w:r/>
+      <w:r>
         <w:t>9.4. *Recall* + carga horária obrigatória.</w:t>
       </w:r>
       <w:r>
         <w:t xml:space="preserve"> Reposicionamos a ferramenta como </w:t>
       </w:r>
       <w:r>
-        <w:rPr>
-          <w:b/>
-        </w:rPr>
         <w:t>triador de recall</w:t>
       </w:r>
       <w:r>
         <w:t xml:space="preserve"> (mostrar o máximo de candidatas plausíveis), mas com a </w:t>
       </w:r>
       <w:r>
-        <w:rPr>
-          <w:b/>
-        </w:rPr>
         <w:t>CH de 75% como filtro rígido</w:t>
       </w:r>
       <w:r>
         <w:t xml:space="preserve">: itens que nunca atingiriam 75% (mesmo somando) seriam recusa garantida e foram removidos. Ligamos o </w:t>
       </w:r>
       <w:r>
-        <w:rPr>
-          <w:b/>
-        </w:rPr>
         <w:t>somatório N:1 também na faixa semântica</w:t>
       </w:r>
       <w:r>
         <w:t xml:space="preserve"> e permitimos </w:t>
       </w:r>
       <w:r>
-        <w:rPr>
-          <w:b/>
-        </w:rPr>
         <w:t>reuso</w:t>
       </w:r>
       <w:r>
@@ -2956,41 +2609,30 @@
     </w:p>
     <w:p>
       <w:pPr>
-        <w:spacing w:after="120"/>
-        <w:ind w:firstLine="706"/>
-      </w:pPr>
-      <w:r>
-        <w:rPr>
-          <w:b/>
-        </w:rPr>
-        <w:lastRenderedPageBreak/>
+        <w:spacing w:line="360" w:lineRule="auto" w:after="120" w:before="0"/>
+        <w:ind w:firstLine="706"/>
+        <w:jc w:val="both"/>
+      </w:pPr>
+      <w:r/>
+      <w:r>
         <w:t>9.5. Qualidade de dados — currículos vazios.</w:t>
       </w:r>
       <w:r>
         <w:t xml:space="preserve"> Seis cursos vinham </w:t>
       </w:r>
       <w:r>
-        <w:rPr>
-          <w:b/>
-        </w:rPr>
         <w:t>sem disciplinas</w:t>
       </w:r>
       <w:r>
         <w:t xml:space="preserve">: o scraper pegava a </w:t>
       </w:r>
       <w:r>
-        <w:rPr>
-          <w:b/>
-        </w:rPr>
         <w:t>vigência mais nova</w:t>
       </w:r>
       <w:r>
         <w:t xml:space="preserve">, que em alguns casos é um </w:t>
       </w:r>
       <w:r>
-        <w:rPr>
-          <w:b/>
-        </w:rPr>
         <w:t>placeholder de 2027 ainda em branco</w:t>
       </w:r>
       <w:r>
@@ -3007,18 +2649,12 @@
         <w:t xml:space="preserve">) que </w:t>
       </w:r>
       <w:r>
-        <w:rPr>
-          <w:b/>
-        </w:rPr>
         <w:t>baixa a vigência mais recente com conteúdo</w:t>
       </w:r>
       <w:r>
         <w:t xml:space="preserve"> e corrigimos 5 de 6 (o sexto não existe na fonte). Como blindagem permanente, a interface passou a </w:t>
       </w:r>
       <w:r>
-        <w:rPr>
-          <w:b/>
-        </w:rPr>
         <w:t>ocultar currículos vazios</w:t>
       </w:r>
       <w:r>
@@ -3035,70 +2671,50 @@
     </w:p>
     <w:p>
       <w:pPr>
-        <w:spacing w:after="120"/>
-        <w:ind w:firstLine="706"/>
+        <w:spacing w:line="360" w:lineRule="auto" w:after="120" w:before="0"/>
+        <w:ind w:firstLine="706"/>
+        <w:jc w:val="both"/>
       </w:pPr>
       <w:r>
         <w:t xml:space="preserve">A base final cobre </w:t>
       </w:r>
       <w:r>
-        <w:rPr>
-          <w:b/>
-        </w:rPr>
         <w:t>~109 cursos</w:t>
       </w:r>
       <w:r>
         <w:t xml:space="preserve"> do Campus Florianópolis, </w:t>
       </w:r>
       <w:r>
-        <w:rPr>
-          <w:b/>
-        </w:rPr>
         <w:t>~6.200 disciplinas</w:t>
       </w:r>
       <w:r>
         <w:t xml:space="preserve"> canônicas, </w:t>
       </w:r>
       <w:r>
-        <w:rPr>
-          <w:b/>
-        </w:rPr>
         <w:t>~4.600 embeddings</w:t>
       </w:r>
       <w:r>
         <w:t xml:space="preserve"> de ementas e </w:t>
       </w:r>
       <w:r>
-        <w:rPr>
-          <w:b/>
-        </w:rPr>
         <w:t>3.794 equivalências oficiais</w:t>
       </w:r>
       <w:r>
         <w:t xml:space="preserve">. As comparações são respondidas em ~1 segundo (instantâneas). Como exemplo de validação ponta a ponta, a comparação </w:t>
       </w:r>
       <w:r>
-        <w:rPr>
-          <w:b/>
-        </w:rPr>
         <w:t>Ciências da Computação → Sistemas de Informação</w:t>
       </w:r>
       <w:r>
         <w:t xml:space="preserve"> atinge </w:t>
       </w:r>
       <w:r>
-        <w:rPr>
-          <w:b/>
-        </w:rPr>
         <w:t>82,6% de cobertura</w:t>
       </w:r>
       <w:r>
         <w:t xml:space="preserve"> (disciplinas de destino com ao menos uma candidata), com 23 aproveitamentos diretos e 15 boas chances — coerente com a forte sobreposição entre os dois cursos. O motor é coberto por </w:t>
       </w:r>
       <w:r>
-        <w:rPr>
-          <w:b/>
-        </w:rPr>
         <w:t>18 testes</w:t>
       </w:r>
       <w:r>
@@ -3107,34 +2723,26 @@
     </w:p>
     <w:p>
       <w:pPr>
-        <w:spacing w:after="120"/>
-        <w:ind w:firstLine="706"/>
+        <w:spacing w:line="360" w:lineRule="auto" w:after="120" w:before="0"/>
+        <w:ind w:firstLine="706"/>
+        <w:jc w:val="both"/>
       </w:pPr>
       <w:r>
         <w:t xml:space="preserve">Na camada de produto, além da triagem em duas faixas, a aplicação entrega o </w:t>
       </w:r>
       <w:r>
-        <w:rPr>
-          <w:b/>
-        </w:rPr>
         <w:t>formulário oficial de validação pré-preenchido</w:t>
       </w:r>
       <w:r>
         <w:t xml:space="preserve"> (preenche o PDF da PROGRAD/DAE com os dados do aluno e os códigos sugeridos), </w:t>
       </w:r>
       <w:r>
-        <w:rPr>
-          <w:b/>
-        </w:rPr>
         <w:t>modo escuro</w:t>
       </w:r>
       <w:r>
         <w:t xml:space="preserve"> e </w:t>
       </w:r>
       <w:r>
-        <w:rPr>
-          <w:b/>
-        </w:rPr>
         <w:t>link direto ao currículo em PDF</w:t>
       </w:r>
       <w:r>
@@ -3151,16 +2759,14 @@
     </w:p>
     <w:p>
       <w:pPr>
-        <w:spacing w:after="120"/>
+        <w:spacing w:line="360" w:lineRule="auto" w:after="120" w:before="0"/>
         <w:ind w:left="360"/>
+        <w:jc w:val="both"/>
       </w:pPr>
       <w:r>
         <w:t xml:space="preserve">• </w:t>
       </w:r>
       <w:r>
-        <w:rPr>
-          <w:b/>
-        </w:rPr>
         <w:t>Deploy público</w:t>
       </w:r>
       <w:r>
@@ -3176,18 +2782,12 @@
         <w:t xml:space="preserve"> hospedados), para uso fora do ambiente local. - </w:t>
       </w:r>
       <w:r>
-        <w:rPr>
-          <w:b/>
-        </w:rPr>
         <w:t>Cobertura além das obrigatórias</w:t>
       </w:r>
       <w:r>
         <w:t xml:space="preserve"> — incluir optativas e atividades de extensão na análise. - </w:t>
       </w:r>
       <w:r>
-        <w:rPr>
-          <w:b/>
-        </w:rPr>
         <w:t>Outros campi</w:t>
       </w:r>
       <w:r>
@@ -3204,53 +2804,38 @@
     </w:p>
     <w:p>
       <w:pPr>
-        <w:spacing w:after="120"/>
-        <w:ind w:firstLine="706"/>
+        <w:spacing w:line="360" w:lineRule="auto" w:after="120" w:before="0"/>
+        <w:ind w:firstLine="706"/>
+        <w:jc w:val="both"/>
       </w:pPr>
       <w:r>
         <w:t xml:space="preserve">O Valida UFSC demonstra, de ponta a ponta, os três pilares da disciplina: um </w:t>
       </w:r>
       <w:r>
-        <w:rPr>
-          <w:b/>
-        </w:rPr>
         <w:t>pipeline de dados</w:t>
       </w:r>
       <w:r>
         <w:t xml:space="preserve"> real (raspagem, extração de PDF por coordenadas, carga canônica e vetorização), um </w:t>
       </w:r>
       <w:r>
-        <w:rPr>
-          <w:b/>
-        </w:rPr>
         <w:t>modelo de matching</w:t>
       </w:r>
       <w:r>
         <w:t xml:space="preserve"> que combina regras determinísticas e NLP com limiar </w:t>
       </w:r>
       <w:r>
-        <w:rPr>
-          <w:b/>
-        </w:rPr>
         <w:t>calibrado por dados</w:t>
       </w:r>
       <w:r>
         <w:t xml:space="preserve">, e um </w:t>
       </w:r>
       <w:r>
-        <w:rPr>
-          <w:b/>
-        </w:rPr>
         <w:t>produto</w:t>
       </w:r>
       <w:r>
         <w:t xml:space="preserve"> funcional e honesto, que respeita o papel do colegiado. As decisões mais valiosas vieram de </w:t>
       </w:r>
       <w:r>
-        <w:rPr>
-          <w:b/>
-        </w:rPr>
-        <w:lastRenderedPageBreak/>
         <w:t>medir a realidade</w:t>
       </w:r>
       <w:r>
@@ -3266,9 +2851,6 @@
         <w:t xml:space="preserve">, os currículos vazios) e </w:t>
       </w:r>
       <w:r>
-        <w:rPr>
-          <w:b/>
-        </w:rPr>
         <w:t>ajustar o projeto a ela</w:t>
       </w:r>
       <w:r>
@@ -3285,16 +2867,14 @@
     </w:p>
     <w:p>
       <w:pPr>
-        <w:spacing w:after="120"/>
-        <w:ind w:firstLine="706"/>
+        <w:spacing w:line="360" w:lineRule="auto" w:after="120" w:before="0"/>
+        <w:ind w:firstLine="706"/>
+        <w:jc w:val="both"/>
       </w:pPr>
       <w:r>
         <w:t xml:space="preserve">PGVECTOR. </w:t>
       </w:r>
       <w:r>
-        <w:rPr>
-          <w:b/>
-        </w:rPr>
         <w:t>pgvector: open-source vector similarity search for Postgres</w:t>
       </w:r>
       <w:r>
@@ -3303,16 +2883,14 @@
     </w:p>
     <w:p>
       <w:pPr>
-        <w:spacing w:after="120"/>
-        <w:ind w:firstLine="706"/>
+        <w:spacing w:line="360" w:lineRule="auto" w:after="120" w:before="0"/>
+        <w:ind w:firstLine="706"/>
+        <w:jc w:val="both"/>
       </w:pPr>
       <w:r>
         <w:t xml:space="preserve">OLLAMA. </w:t>
       </w:r>
       <w:r>
-        <w:rPr>
-          <w:b/>
-        </w:rPr>
         <w:t>Ollama — run large language models locally</w:t>
       </w:r>
       <w:r>
@@ -3321,16 +2899,14 @@
     </w:p>
     <w:p>
       <w:pPr>
-        <w:spacing w:after="120"/>
-        <w:ind w:firstLine="706"/>
+        <w:spacing w:line="360" w:lineRule="auto" w:after="120" w:before="0"/>
+        <w:ind w:firstLine="706"/>
+        <w:jc w:val="both"/>
       </w:pPr>
       <w:r>
         <w:t xml:space="preserve">BAAI. </w:t>
       </w:r>
       <w:r>
-        <w:rPr>
-          <w:b/>
-        </w:rPr>
         <w:t>BGE-M3: multilingual embedding model</w:t>
       </w:r>
       <w:r>
@@ -3339,16 +2915,14 @@
     </w:p>
     <w:p>
       <w:pPr>
-        <w:spacing w:after="120"/>
-        <w:ind w:firstLine="706"/>
+        <w:spacing w:line="360" w:lineRule="auto" w:after="120" w:before="0"/>
+        <w:ind w:firstLine="706"/>
+        <w:jc w:val="both"/>
       </w:pPr>
       <w:r>
         <w:t xml:space="preserve">FASTAPI. </w:t>
       </w:r>
       <w:r>
-        <w:rPr>
-          <w:b/>
-        </w:rPr>
         <w:t>FastAPI framework</w:t>
       </w:r>
       <w:r>
@@ -3357,39 +2931,18 @@
     </w:p>
     <w:p>
       <w:pPr>
-        <w:spacing w:after="120"/>
-        <w:ind w:firstLine="706"/>
-      </w:pPr>
-      <w:r>
-        <w:rPr>
-          <w:lang w:val="en-US"/>
-        </w:rPr>
+        <w:spacing w:line="360" w:lineRule="auto" w:after="120" w:before="0"/>
+        <w:ind w:firstLine="706"/>
+        <w:jc w:val="both"/>
+      </w:pPr>
+      <w:r>
         <w:t xml:space="preserve">PDFPLUMBER. </w:t>
       </w:r>
-      <w:proofErr w:type="spellStart"/>
-      <w:r>
-        <w:rPr>
-          <w:b/>
-          <w:lang w:val="en-US"/>
-        </w:rPr>
-        <w:t>pdfplumber</w:t>
-      </w:r>
-      <w:proofErr w:type="spellEnd"/>
-      <w:r>
-        <w:rPr>
-          <w:b/>
-          <w:lang w:val="en-US"/>
-        </w:rPr>
-        <w:t>: plumb a PDF for detailed information</w:t>
-      </w:r>
-      <w:r>
-        <w:rPr>
-          <w:lang w:val="en-US"/>
-        </w:rPr>
-        <w:t xml:space="preserve">. </w:t>
-      </w:r>
-      <w:r>
-        <w:t>Disponível em: https://github.com/jsvine/pdfplumber.</w:t>
+      <w:r>
+        <w:t>pdfplumber: plumb a PDF for detailed information</w:t>
+      </w:r>
+      <w:r>
+        <w:t>. Disponível em: https://github.com/jsvine/pdfplumber.</w:t>
       </w:r>
     </w:p>
     <w:sectPr>
@@ -3862,6 +3415,7 @@
     <w:rPr>
       <w:rFonts w:ascii="Arial" w:hAnsi="Arial"/>
       <w:color w:val="000000"/>
+      <w:sz w:val="24"/>
     </w:rPr>
   </w:style>
   <w:style w:type="paragraph" w:styleId="Ttulo1">
@@ -3878,9 +3432,11 @@
       <w:outlineLvl w:val="0"/>
     </w:pPr>
     <w:rPr>
+      <w:rFonts w:ascii="Arial" w:hAnsi="Arial"/>
       <w:b/>
       <w:bCs/>
       <w:smallCaps/>
+      <w:color w:val="000000"/>
       <w:sz w:val="28"/>
     </w:rPr>
   </w:style>
@@ -3900,8 +3456,11 @@
       <w:outlineLvl w:val="1"/>
     </w:pPr>
     <w:rPr>
+      <w:rFonts w:ascii="Arial" w:hAnsi="Arial"/>
       <w:b/>
       <w:smallCaps/>
+      <w:color w:val="000000"/>
+      <w:sz w:val="24"/>
     </w:rPr>
   </w:style>
   <w:style w:type="paragraph" w:styleId="Ttulo3">
@@ -3919,8 +3478,11 @@
       <w:outlineLvl w:val="2"/>
     </w:pPr>
     <w:rPr>
+      <w:rFonts w:ascii="Arial" w:hAnsi="Arial"/>
       <w:b/>
       <w:bCs/>
+      <w:color w:val="000000"/>
+      <w:sz w:val="24"/>
     </w:rPr>
   </w:style>
   <w:style w:type="paragraph" w:styleId="Ttulo4">
